--- a/自我介绍-java后端.docx
+++ b/自我介绍-java后端.docx
@@ -12,7 +12,381 @@
         <w:rPr>
           <w:rFonts w:hint="eastAsia"/>
         </w:rPr>
-        <w:t>面试官，您好！我叫陈柏东，就读于武汉大学网路空间安全专业。现在是研三在读阶段，在校期间，学习了java后端开发技术栈，包括java基础、java集合和主流框架Spring boot，同时学习了关系型数据库MySQL、非关系型数据库Redis，还有并发编程J</w:t>
+        <w:t>面试官，您好！我叫陈柏东，</w:t>
+      </w:r>
+      <w:r>
+        <w:rPr>
+          <w:rFonts w:hint="eastAsia"/>
+        </w:rPr>
+        <w:t>我</w:t>
+      </w:r>
+      <w:r>
+        <w:rPr>
+          <w:rFonts w:hint="eastAsia"/>
+        </w:rPr>
+        <w:t>本科就读于武汉大学国家网络安全学院，</w:t>
+      </w:r>
+      <w:proofErr w:type="gramStart"/>
+      <w:r>
+        <w:rPr>
+          <w:rFonts w:hint="eastAsia"/>
+        </w:rPr>
+        <w:t>本科绩点</w:t>
+      </w:r>
+      <w:proofErr w:type="gramEnd"/>
+      <w:r>
+        <w:rPr>
+          <w:rFonts w:hint="eastAsia"/>
+        </w:rPr>
+        <w:t>3.7，经</w:t>
+      </w:r>
+      <w:proofErr w:type="gramStart"/>
+      <w:r>
+        <w:rPr>
+          <w:rFonts w:hint="eastAsia"/>
+        </w:rPr>
+        <w:t>推免继续</w:t>
+      </w:r>
+      <w:proofErr w:type="gramEnd"/>
+      <w:r>
+        <w:rPr>
+          <w:rFonts w:hint="eastAsia"/>
+        </w:rPr>
+        <w:t>在武汉大学攻读硕士学位。</w:t>
+      </w:r>
+    </w:p>
+    <w:p>
+      <w:r>
+        <w:rPr>
+          <w:rFonts w:hint="eastAsia"/>
+        </w:rPr>
+        <w:t>今天，非常荣幸能来面试贵公司的软件开发岗位。</w:t>
+      </w:r>
+    </w:p>
+    <w:p>
+      <w:r>
+        <w:rPr>
+          <w:rFonts w:hint="eastAsia"/>
+        </w:rPr>
+        <w:t>我的研究方向是软件开发，现分别在CCF-C和CCF-T1有一篇论文在投。此外，我还积极参加过各种比赛，获得过国家级奖项和多次学校奖学金。</w:t>
+      </w:r>
+    </w:p>
+    <w:p>
+      <w:r>
+        <w:rPr>
+          <w:rFonts w:hint="eastAsia"/>
+        </w:rPr>
+        <w:t>然后，我的技术</w:t>
+      </w:r>
+      <w:proofErr w:type="gramStart"/>
+      <w:r>
+        <w:rPr>
+          <w:rFonts w:hint="eastAsia"/>
+        </w:rPr>
+        <w:t>栈</w:t>
+      </w:r>
+      <w:proofErr w:type="gramEnd"/>
+      <w:r>
+        <w:rPr>
+          <w:rFonts w:hint="eastAsia"/>
+        </w:rPr>
+        <w:t>是Java，学习过很多Java技术，比如Java基础、</w:t>
+      </w:r>
+      <w:proofErr w:type="spellStart"/>
+      <w:r>
+        <w:rPr>
+          <w:rFonts w:hint="eastAsia"/>
+        </w:rPr>
+        <w:t>JavaEE</w:t>
+      </w:r>
+      <w:proofErr w:type="spellEnd"/>
+      <w:r>
+        <w:rPr>
+          <w:rFonts w:hint="eastAsia"/>
+        </w:rPr>
+        <w:t>等，主流框架</w:t>
+      </w:r>
+      <w:proofErr w:type="spellStart"/>
+      <w:r>
+        <w:rPr>
+          <w:rFonts w:hint="eastAsia"/>
+        </w:rPr>
+        <w:t>SpringBoot</w:t>
+      </w:r>
+      <w:proofErr w:type="spellEnd"/>
+      <w:r>
+        <w:rPr>
+          <w:rFonts w:hint="eastAsia"/>
+        </w:rPr>
+        <w:t>等，同时也使用过RabbitMQ、Zookeeper、</w:t>
+      </w:r>
+      <w:proofErr w:type="spellStart"/>
+      <w:r>
+        <w:rPr>
+          <w:rFonts w:hint="eastAsia"/>
+        </w:rPr>
+        <w:t>xxl</w:t>
+      </w:r>
+      <w:proofErr w:type="spellEnd"/>
+      <w:r>
+        <w:rPr>
+          <w:rFonts w:hint="eastAsia"/>
+        </w:rPr>
+        <w:t>-job等中间件。同时，我曾主导开发过基于DDD架构的阶梯式积分抽奖系统</w:t>
+      </w:r>
+      <w:r>
+        <w:rPr>
+          <w:rFonts w:hint="eastAsia"/>
+        </w:rPr>
+        <w:t>，实现了抽奖模块、策略匹配等关键</w:t>
+      </w:r>
+      <w:r>
+        <w:rPr>
+          <w:rFonts w:hint="eastAsia"/>
+        </w:rPr>
+        <w:t>部分</w:t>
+      </w:r>
+      <w:r>
+        <w:rPr>
+          <w:rFonts w:hint="eastAsia"/>
+        </w:rPr>
+        <w:t>，并使用了多种设计模式和算法优化，能有效应对高并发场景。</w:t>
+      </w:r>
+    </w:p>
+    <w:p>
+      <w:r>
+        <w:rPr>
+          <w:rFonts w:hint="eastAsia"/>
+        </w:rPr>
+        <w:t>在性格方面，我积极开朗，做事认真，有着较好的抗压能力，可以很好地融入团队、适应新环境。</w:t>
+      </w:r>
+    </w:p>
+    <w:p>
+      <w:pPr>
+        <w:rPr>
+          <w:rFonts w:hint="eastAsia"/>
+        </w:rPr>
+      </w:pPr>
+      <w:r>
+        <w:rPr>
+          <w:rFonts w:hint="eastAsia"/>
+        </w:rPr>
+        <w:t>以上就是我的自我介绍，谢谢！</w:t>
+      </w:r>
+      <w:r>
+        <w:rPr>
+          <w:rFonts w:hint="eastAsia"/>
+        </w:rPr>
+        <w:t xml:space="preserve"> </w:t>
+      </w:r>
+    </w:p>
+    <w:p/>
+    <w:p>
+      <w:pPr>
+        <w:rPr>
+          <w:rFonts w:hint="eastAsia"/>
+        </w:rPr>
+      </w:pPr>
+    </w:p>
+    <w:p/>
+    <w:p/>
+    <w:p/>
+    <w:p/>
+    <w:p>
+      <w:pPr>
+        <w:rPr>
+          <w:rFonts w:hint="eastAsia"/>
+        </w:rPr>
+      </w:pPr>
+      <w:r>
+        <w:rPr>
+          <w:rFonts w:hint="eastAsia"/>
+        </w:rPr>
+        <w:t>面试官您好，我叫李云龙，来自辽宁省沈阳市。我本科就读于武汉大学国家网络安全学院，</w:t>
+      </w:r>
+      <w:proofErr w:type="gramStart"/>
+      <w:r>
+        <w:rPr>
+          <w:rFonts w:hint="eastAsia"/>
+        </w:rPr>
+        <w:t>本科绩点</w:t>
+      </w:r>
+      <w:proofErr w:type="gramEnd"/>
+      <w:r>
+        <w:rPr>
+          <w:rFonts w:hint="eastAsia"/>
+        </w:rPr>
+        <w:t>3.8，经</w:t>
+      </w:r>
+      <w:proofErr w:type="gramStart"/>
+      <w:r>
+        <w:rPr>
+          <w:rFonts w:hint="eastAsia"/>
+        </w:rPr>
+        <w:t>推免继续</w:t>
+      </w:r>
+      <w:proofErr w:type="gramEnd"/>
+      <w:r>
+        <w:rPr>
+          <w:rFonts w:hint="eastAsia"/>
+        </w:rPr>
+        <w:t>在武汉大学攻读硕士学位，专业为网络空间安全。</w:t>
+      </w:r>
+    </w:p>
+    <w:p>
+      <w:pPr>
+        <w:rPr>
+          <w:rFonts w:hint="eastAsia"/>
+        </w:rPr>
+      </w:pPr>
+      <w:r>
+        <w:rPr>
+          <w:rFonts w:hint="eastAsia"/>
+        </w:rPr>
+        <w:t>我的研究方向是大模型与代码智能，</w:t>
+      </w:r>
+      <w:proofErr w:type="gramStart"/>
+      <w:r>
+        <w:rPr>
+          <w:rFonts w:hint="eastAsia"/>
+        </w:rPr>
+        <w:t>攻硕期间</w:t>
+      </w:r>
+      <w:proofErr w:type="gramEnd"/>
+      <w:r>
+        <w:rPr>
+          <w:rFonts w:hint="eastAsia"/>
+        </w:rPr>
+        <w:t>于CCF推荐国际学术会议IJCNN2025上发表论文一篇。此外我还作为队长申请了网络安全学院学生创新资助计划，成果已提交</w:t>
+      </w:r>
+      <w:proofErr w:type="gramStart"/>
+      <w:r>
+        <w:rPr>
+          <w:rFonts w:hint="eastAsia"/>
+        </w:rPr>
+        <w:t>天融信</w:t>
+      </w:r>
+      <w:proofErr w:type="gramEnd"/>
+      <w:r>
+        <w:rPr>
+          <w:rFonts w:hint="eastAsia"/>
+        </w:rPr>
+        <w:t>集团并顺利结题。同时我拥有专利一项，CNVD漏洞证书一篇等成果。</w:t>
+      </w:r>
+    </w:p>
+    <w:p>
+      <w:pPr>
+        <w:rPr>
+          <w:rFonts w:hint="eastAsia"/>
+        </w:rPr>
+      </w:pPr>
+      <w:r>
+        <w:rPr>
+          <w:rFonts w:hint="eastAsia"/>
+        </w:rPr>
+        <w:t>随着大模型的崛起，我对于大模型有一定的应用和实践经历，我于2025年6-8月在</w:t>
+      </w:r>
+      <w:proofErr w:type="gramStart"/>
+      <w:r>
+        <w:rPr>
+          <w:rFonts w:hint="eastAsia"/>
+        </w:rPr>
+        <w:t>海康威视萤石</w:t>
+      </w:r>
+      <w:proofErr w:type="gramEnd"/>
+      <w:r>
+        <w:rPr>
+          <w:rFonts w:hint="eastAsia"/>
+        </w:rPr>
+        <w:t>网络公司的算法工程部进行了算法工程师的实习，对于大模型的微调及应用具备一定的经验。</w:t>
+      </w:r>
+    </w:p>
+    <w:p>
+      <w:pPr>
+        <w:rPr>
+          <w:rFonts w:hint="eastAsia"/>
+        </w:rPr>
+      </w:pPr>
+      <w:r>
+        <w:rPr>
+          <w:rFonts w:hint="eastAsia"/>
+        </w:rPr>
+        <w:t>同时我还拥有一段政务实习经历，在共青团东西湖区委员会综合科负责自媒体运营，活动策划记录等工作。</w:t>
+      </w:r>
+    </w:p>
+    <w:p>
+      <w:pPr>
+        <w:rPr>
+          <w:rFonts w:hint="eastAsia"/>
+        </w:rPr>
+      </w:pPr>
+      <w:r>
+        <w:rPr>
+          <w:rFonts w:hint="eastAsia"/>
+        </w:rPr>
+        <w:t>基于我个人的经验和能力，我希望可以从事大模型、人工智能相关（信息）技术岗位，在岗位上继续深耕。</w:t>
+      </w:r>
+    </w:p>
+    <w:p>
+      <w:pPr>
+        <w:rPr>
+          <w:rFonts w:hint="eastAsia"/>
+        </w:rPr>
+      </w:pPr>
+    </w:p>
+    <w:p>
+      <w:pPr>
+        <w:rPr>
+          <w:rFonts w:hint="eastAsia"/>
+        </w:rPr>
+      </w:pPr>
+    </w:p>
+    <w:p>
+      <w:pPr>
+        <w:rPr>
+          <w:rFonts w:hint="eastAsia"/>
+        </w:rPr>
+      </w:pPr>
+    </w:p>
+    <w:p>
+      <w:pPr>
+        <w:rPr>
+          <w:rFonts w:hint="eastAsia"/>
+        </w:rPr>
+      </w:pPr>
+      <w:r>
+        <w:rPr>
+          <w:rFonts w:hint="eastAsia"/>
+        </w:rPr>
+        <w:t>面试官，您好！我叫陈柏东，就读于武汉大学网路空间安全专业。现在是</w:t>
+      </w:r>
+      <w:proofErr w:type="gramStart"/>
+      <w:r>
+        <w:rPr>
+          <w:rFonts w:hint="eastAsia"/>
+        </w:rPr>
+        <w:t>研</w:t>
+      </w:r>
+      <w:proofErr w:type="gramEnd"/>
+      <w:r>
+        <w:rPr>
+          <w:rFonts w:hint="eastAsia"/>
+        </w:rPr>
+        <w:t>三在读阶段，在校期间，学习了java后端开发技术</w:t>
+      </w:r>
+      <w:proofErr w:type="gramStart"/>
+      <w:r>
+        <w:rPr>
+          <w:rFonts w:hint="eastAsia"/>
+        </w:rPr>
+        <w:t>栈</w:t>
+      </w:r>
+      <w:proofErr w:type="gramEnd"/>
+      <w:r>
+        <w:rPr>
+          <w:rFonts w:hint="eastAsia"/>
+        </w:rPr>
+        <w:t>，包括java基础、java集合和主流框架Spring boot，同时学习了关系型数据库MySQL、非关系型数据库Redis，还有并发编程J</w:t>
       </w:r>
       <w:r>
         <w:rPr>
@@ -41,6 +415,64 @@
     </w:sectPr>
   </w:body>
 </w:document>
+</file>
+
+<file path=word/endnotes.xml><?xml version="1.0" encoding="utf-8"?>
+<w:endnotes xmlns:wpc="http://schemas.microsoft.com/office/word/2010/wordprocessingCanvas" xmlns:cx="http://schemas.microsoft.com/office/drawing/2014/chartex" xmlns:cx1="http://schemas.microsoft.com/office/drawing/2015/9/8/chartex" xmlns:cx2="http://schemas.microsoft.com/office/drawing/2015/10/21/chartex" xmlns:cx3="http://schemas.microsoft.com/office/drawing/2016/5/9/chartex" xmlns:cx4="http://schemas.microsoft.com/office/drawing/2016/5/10/chartex" xmlns:cx5="http://schemas.microsoft.com/office/drawing/2016/5/11/chartex" xmlns:cx6="http://schemas.microsoft.com/office/drawing/2016/5/12/chartex" xmlns:cx7="http://schemas.microsoft.com/office/drawing/2016/5/13/chartex" xmlns:cx8="http://schemas.microsoft.com/office/drawing/2016/5/14/chartex" xmlns:mc="http://schemas.openxmlformats.org/markup-compatibility/2006" xmlns:aink="http://schemas.microsoft.com/office/drawing/2016/ink" xmlns:am3d="http://schemas.microsoft.com/office/drawing/2017/model3d" xmlns:o="urn:schemas-microsoft-com:office:office" xmlns:oel="http://schemas.microsoft.com/office/2019/extlst" xmlns:r="http://schemas.openxmlformats.org/officeDocument/2006/relationships" xmlns:m="http://schemas.openxmlformats.org/officeDocument/2006/math" xmlns:v="urn:schemas-microsoft-com:vml" xmlns:wp14="http://schemas.microsoft.com/office/word/2010/wordprocessingDrawing" xmlns:wp="http://schemas.openxmlformats.org/drawingml/2006/wordprocessingDrawing" xmlns:w10="urn:schemas-microsoft-com:office:word" xmlns:w="http://schemas.openxmlformats.org/wordprocessingml/2006/main" xmlns:w14="http://schemas.microsoft.com/office/word/2010/wordml" xmlns:w15="http://schemas.microsoft.com/office/word/2012/wordml" xmlns:w16cex="http://schemas.microsoft.com/office/word/2018/wordml/cex" xmlns:w16cid="http://schemas.microsoft.com/office/word/2016/wordml/cid" xmlns:w16="http://schemas.microsoft.com/office/word/2018/wordml" xmlns:w16du="http://schemas.microsoft.com/office/word/2023/wordml/word16du" xmlns:w16sdtdh="http://schemas.microsoft.com/office/word/2020/wordml/sdtdatahash" xmlns:w16sdtfl="http://schemas.microsoft.com/office/word/2024/wordml/sdtformatlock" xmlns:w16se="http://schemas.microsoft.com/office/word/2015/wordml/symex" xmlns:wpg="http://schemas.microsoft.com/office/word/2010/wordprocessingGroup" xmlns:wpi="http://schemas.microsoft.com/office/word/2010/wordprocessingInk" xmlns:wne="http://schemas.microsoft.com/office/word/2006/wordml" xmlns:wps="http://schemas.microsoft.com/office/word/2010/wordprocessingShape" mc:Ignorable="w14 w15 w16se w16cid w16 w16cex w16sdtdh w16sdtfl w16du wp14">
+  <w:endnote w:type="separator" w:id="-1">
+    <w:p>
+      <w:pPr>
+        <w:rPr>
+          <w:rFonts w:hint="eastAsia"/>
+        </w:rPr>
+      </w:pPr>
+      <w:r>
+        <w:separator/>
+      </w:r>
+    </w:p>
+  </w:endnote>
+  <w:endnote w:type="continuationSeparator" w:id="0">
+    <w:p>
+      <w:pPr>
+        <w:rPr>
+          <w:rFonts w:hint="eastAsia"/>
+        </w:rPr>
+      </w:pPr>
+      <w:r>
+        <w:continuationSeparator/>
+      </w:r>
+    </w:p>
+  </w:endnote>
+</w:endnotes>
+</file>
+
+<file path=word/footnotes.xml><?xml version="1.0" encoding="utf-8"?>
+<w:footnotes xmlns:wpc="http://schemas.microsoft.com/office/word/2010/wordprocessingCanvas" xmlns:cx="http://schemas.microsoft.com/office/drawing/2014/chartex" xmlns:cx1="http://schemas.microsoft.com/office/drawing/2015/9/8/chartex" xmlns:cx2="http://schemas.microsoft.com/office/drawing/2015/10/21/chartex" xmlns:cx3="http://schemas.microsoft.com/office/drawing/2016/5/9/chartex" xmlns:cx4="http://schemas.microsoft.com/office/drawing/2016/5/10/chartex" xmlns:cx5="http://schemas.microsoft.com/office/drawing/2016/5/11/chartex" xmlns:cx6="http://schemas.microsoft.com/office/drawing/2016/5/12/chartex" xmlns:cx7="http://schemas.microsoft.com/office/drawing/2016/5/13/chartex" xmlns:cx8="http://schemas.microsoft.com/office/drawing/2016/5/14/chartex" xmlns:mc="http://schemas.openxmlformats.org/markup-compatibility/2006" xmlns:aink="http://schemas.microsoft.com/office/drawing/2016/ink" xmlns:am3d="http://schemas.microsoft.com/office/drawing/2017/model3d" xmlns:o="urn:schemas-microsoft-com:office:office" xmlns:oel="http://schemas.microsoft.com/office/2019/extlst" xmlns:r="http://schemas.openxmlformats.org/officeDocument/2006/relationships" xmlns:m="http://schemas.openxmlformats.org/officeDocument/2006/math" xmlns:v="urn:schemas-microsoft-com:vml" xmlns:wp14="http://schemas.microsoft.com/office/word/2010/wordprocessingDrawing" xmlns:wp="http://schemas.openxmlformats.org/drawingml/2006/wordprocessingDrawing" xmlns:w10="urn:schemas-microsoft-com:office:word" xmlns:w="http://schemas.openxmlformats.org/wordprocessingml/2006/main" xmlns:w14="http://schemas.microsoft.com/office/word/2010/wordml" xmlns:w15="http://schemas.microsoft.com/office/word/2012/wordml" xmlns:w16cex="http://schemas.microsoft.com/office/word/2018/wordml/cex" xmlns:w16cid="http://schemas.microsoft.com/office/word/2016/wordml/cid" xmlns:w16="http://schemas.microsoft.com/office/word/2018/wordml" xmlns:w16du="http://schemas.microsoft.com/office/word/2023/wordml/word16du" xmlns:w16sdtdh="http://schemas.microsoft.com/office/word/2020/wordml/sdtdatahash" xmlns:w16sdtfl="http://schemas.microsoft.com/office/word/2024/wordml/sdtformatlock" xmlns:w16se="http://schemas.microsoft.com/office/word/2015/wordml/symex" xmlns:wpg="http://schemas.microsoft.com/office/word/2010/wordprocessingGroup" xmlns:wpi="http://schemas.microsoft.com/office/word/2010/wordprocessingInk" xmlns:wne="http://schemas.microsoft.com/office/word/2006/wordml" xmlns:wps="http://schemas.microsoft.com/office/word/2010/wordprocessingShape" mc:Ignorable="w14 w15 w16se w16cid w16 w16cex w16sdtdh w16sdtfl w16du wp14">
+  <w:footnote w:type="separator" w:id="-1">
+    <w:p>
+      <w:pPr>
+        <w:rPr>
+          <w:rFonts w:hint="eastAsia"/>
+        </w:rPr>
+      </w:pPr>
+      <w:r>
+        <w:separator/>
+      </w:r>
+    </w:p>
+  </w:footnote>
+  <w:footnote w:type="continuationSeparator" w:id="0">
+    <w:p>
+      <w:pPr>
+        <w:rPr>
+          <w:rFonts w:hint="eastAsia"/>
+        </w:rPr>
+      </w:pPr>
+      <w:r>
+        <w:continuationSeparator/>
+      </w:r>
+    </w:p>
+  </w:footnote>
+</w:footnotes>
 </file>
 
 <file path=word/styles.xml><?xml version="1.0" encoding="utf-8"?>
@@ -964,6 +1396,68 @@
       <w:spacing w:val="5"/>
     </w:rPr>
   </w:style>
+  <w:style w:type="paragraph" w:styleId="ae">
+    <w:name w:val="header"/>
+    <w:basedOn w:val="a"/>
+    <w:link w:val="af"/>
+    <w:uiPriority w:val="99"/>
+    <w:unhideWhenUsed/>
+    <w:rsid w:val="005D602C"/>
+    <w:pPr>
+      <w:tabs>
+        <w:tab w:val="center" w:pos="4153"/>
+        <w:tab w:val="right" w:pos="8306"/>
+      </w:tabs>
+      <w:snapToGrid w:val="0"/>
+      <w:jc w:val="center"/>
+    </w:pPr>
+    <w:rPr>
+      <w:sz w:val="18"/>
+      <w:szCs w:val="18"/>
+    </w:rPr>
+  </w:style>
+  <w:style w:type="character" w:customStyle="1" w:styleId="af">
+    <w:name w:val="页眉 字符"/>
+    <w:basedOn w:val="a0"/>
+    <w:link w:val="ae"/>
+    <w:uiPriority w:val="99"/>
+    <w:rsid w:val="005D602C"/>
+    <w:rPr>
+      <w:sz w:val="18"/>
+      <w:szCs w:val="18"/>
+    </w:rPr>
+  </w:style>
+  <w:style w:type="paragraph" w:styleId="af0">
+    <w:name w:val="footer"/>
+    <w:basedOn w:val="a"/>
+    <w:link w:val="af1"/>
+    <w:uiPriority w:val="99"/>
+    <w:unhideWhenUsed/>
+    <w:rsid w:val="005D602C"/>
+    <w:pPr>
+      <w:tabs>
+        <w:tab w:val="center" w:pos="4153"/>
+        <w:tab w:val="right" w:pos="8306"/>
+      </w:tabs>
+      <w:snapToGrid w:val="0"/>
+      <w:jc w:val="left"/>
+    </w:pPr>
+    <w:rPr>
+      <w:sz w:val="18"/>
+      <w:szCs w:val="18"/>
+    </w:rPr>
+  </w:style>
+  <w:style w:type="character" w:customStyle="1" w:styleId="af1">
+    <w:name w:val="页脚 字符"/>
+    <w:basedOn w:val="a0"/>
+    <w:link w:val="af0"/>
+    <w:uiPriority w:val="99"/>
+    <w:rsid w:val="005D602C"/>
+    <w:rPr>
+      <w:sz w:val="18"/>
+      <w:szCs w:val="18"/>
+    </w:rPr>
+  </w:style>
 </w:styles>
 </file>
 
